--- a/courts/tenth-circuit/oklahoma/state/supreme-court/reply-brief/usage/OUTPUT-reply-brief.docx
+++ b/courts/tenth-circuit/oklahoma/state/supreme-court/reply-brief/usage/OUTPUT-reply-brief.docx
@@ -2143,7 +2143,7 @@
           <w:b/>
           <w:bCs/>
         </w:rPr>
-        <w:t xml:space="preserve">Cases</w:t>
+        <w:t xml:space="preserve">CASES</w:t>
       </w:r>
     </w:p>
     <w:p>
@@ -2230,7 +2230,7 @@
         <w:t xml:space="preserve">—</w:t>
       </w:r>
       <w:r>
-        <w:t xml:space="preserve"> </w:t>
+        <w:t xml:space="preserve"> </w:t>
       </w:r>
       <w:r>
         <w:t xml:space="preserve">,</w:t>
@@ -5352,63 +5352,63 @@
           <w:b/>
           <w:bCs/>
         </w:rPr>
-        <w:t xml:space="preserve">Statutes,</w:t>
-      </w:r>
-      <w:r>
-        <w:rPr>
-          <w:b/>
-          <w:bCs/>
-        </w:rPr>
-        <w:t xml:space="preserve"> </w:t>
-      </w:r>
-      <w:r>
-        <w:rPr>
-          <w:b/>
-          <w:bCs/>
-        </w:rPr>
-        <w:t xml:space="preserve">Regulations</w:t>
-      </w:r>
-      <w:r>
-        <w:rPr>
-          <w:b/>
-          <w:bCs/>
-        </w:rPr>
-        <w:t xml:space="preserve"> </w:t>
-      </w:r>
-      <w:r>
-        <w:rPr>
-          <w:b/>
-          <w:bCs/>
-        </w:rPr>
-        <w:t xml:space="preserve">and</w:t>
-      </w:r>
-      <w:r>
-        <w:rPr>
-          <w:b/>
-          <w:bCs/>
-        </w:rPr>
-        <w:t xml:space="preserve"> </w:t>
-      </w:r>
-      <w:r>
-        <w:rPr>
-          <w:b/>
-          <w:bCs/>
-        </w:rPr>
-        <w:t xml:space="preserve">Other</w:t>
-      </w:r>
-      <w:r>
-        <w:rPr>
-          <w:b/>
-          <w:bCs/>
-        </w:rPr>
-        <w:t xml:space="preserve"> </w:t>
-      </w:r>
-      <w:r>
-        <w:rPr>
-          <w:b/>
-          <w:bCs/>
-        </w:rPr>
-        <w:t xml:space="preserve">Authority</w:t>
+        <w:t xml:space="preserve">STATUTES,</w:t>
+      </w:r>
+      <w:r>
+        <w:rPr>
+          <w:b/>
+          <w:bCs/>
+        </w:rPr>
+        <w:t xml:space="preserve"> </w:t>
+      </w:r>
+      <w:r>
+        <w:rPr>
+          <w:b/>
+          <w:bCs/>
+        </w:rPr>
+        <w:t xml:space="preserve">REGULATIONS</w:t>
+      </w:r>
+      <w:r>
+        <w:rPr>
+          <w:b/>
+          <w:bCs/>
+        </w:rPr>
+        <w:t xml:space="preserve"> </w:t>
+      </w:r>
+      <w:r>
+        <w:rPr>
+          <w:b/>
+          <w:bCs/>
+        </w:rPr>
+        <w:t xml:space="preserve">AND</w:t>
+      </w:r>
+      <w:r>
+        <w:rPr>
+          <w:b/>
+          <w:bCs/>
+        </w:rPr>
+        <w:t xml:space="preserve"> </w:t>
+      </w:r>
+      <w:r>
+        <w:rPr>
+          <w:b/>
+          <w:bCs/>
+        </w:rPr>
+        <w:t xml:space="preserve">OTHER</w:t>
+      </w:r>
+      <w:r>
+        <w:rPr>
+          <w:b/>
+          <w:bCs/>
+        </w:rPr>
+        <w:t xml:space="preserve"> </w:t>
+      </w:r>
+      <w:r>
+        <w:rPr>
+          <w:b/>
+          <w:bCs/>
+        </w:rPr>
+        <w:t xml:space="preserve">AUTHORITY</w:t>
       </w:r>
     </w:p>
     <w:p>
@@ -6584,7 +6584,7 @@
         <w:t xml:space="preserve"> </w:t>
       </w:r>
       <w:r>
-        <w:t xml:space="preserve">“all governmental powers possessed by an Indian tribe, executive, legislative, and judicial, and all offices, bodies, and tribunals by and through which they are executed, including courts of Indian offenses; . . . .”</w:t>
+        <w:t xml:space="preserve">“all governmental powers possessed by an Indian tribe, executive, legislative, and judicial, and all offices, bodies, and tribunals by and through which they are executed, including courts of Indian offenses; . . . .”</w:t>
       </w:r>
       <w:r>
         <w:t xml:space="preserve"> </w:t>
@@ -7450,7 +7450,7 @@
         <w:t xml:space="preserve"> </w:t>
       </w:r>
       <w:r>
-        <w:t xml:space="preserve">“any court or constitutionally established tribunal of any federally recognized Indian nation, tribe, pueblo, band, or Alaska Native village, duly established under federal law or tribal law, including courts of Indian offenses . . . .”</w:t>
+        <w:t xml:space="preserve">“any court or constitutionally established tribunal of any federally recognized Indian nation, tribe, pueblo, band, or Alaska Native village, duly established under federal law or tribal law, including courts of Indian offenses . . . .”</w:t>
       </w:r>
       <w:r>
         <w:t xml:space="preserve"> </w:t>
@@ -8064,7 +8064,7 @@
         <w:t xml:space="preserve"> </w:t>
       </w:r>
       <w:r>
-        <w:t xml:space="preserve">“consisting of fifty-six Alaska Native villages . . . , each a federally recognized tribe.”</w:t>
+        <w:t xml:space="preserve">“consisting of fifty-six Alaska Native villages . . . , each a federally recognized tribe.”</w:t>
       </w:r>
       <w:r>
         <w:t xml:space="preserve"> </w:t>
@@ -8217,7 +8217,7 @@
         <w:t xml:space="preserve"> </w:t>
       </w:r>
       <w:r>
-        <w:t xml:space="preserve">“are not . . . liable . . . on [the corporation’s] obligations.”</w:t>
+        <w:t xml:space="preserve">“are not . . . liable . . . on [the corporation’s] obligations.”</w:t>
       </w:r>
       <w:r>
         <w:t xml:space="preserve"> </w:t>
@@ -8718,7 +8718,7 @@
         <w:t xml:space="preserve">90 (</w:t>
       </w:r>
       <w:r>
-        <w:t xml:space="preserve">“In the event that either party to this Compact believes that the other party has failed to comply with any requirement of this Compact, or in the event of any dispute hereunder, including, but not limited to, a dispute over the proper interpretation of the terms and conditions of this Compact, . . . either party may refer [such] a dispute . . . to arbitration . . . .”</w:t>
+        <w:t xml:space="preserve">“In the event that either party to this Compact believes that the other party has failed to comply with any requirement of this Compact, or in the event of any dispute hereunder, including, but not limited to, a dispute over the proper interpretation of the terms and conditions of this Compact, . . . either party may refer [such] a dispute . . . to arbitration . . . .”</w:t>
       </w:r>
       <w:r>
         <w:t xml:space="preserve">).</w:t>
@@ -8756,7 +8756,7 @@
         <w:t xml:space="preserve"> </w:t>
       </w:r>
       <w:r>
-        <w:t xml:space="preserve">“ensure that patrons of a facility are afforded due process in seeking and receiving just and reasonable compensation for a tort claim for personal injury or property damage against the enterprise arising out of incidents occurring at a facility, . . . .”</w:t>
+        <w:t xml:space="preserve">“ensure that patrons of a facility are afforded due process in seeking and receiving just and reasonable compensation for a tort claim for personal injury or property damage against the enterprise arising out of incidents occurring at a facility, . . . .”</w:t>
       </w:r>
       <w:r>
         <w:t xml:space="preserve"> </w:t>
@@ -9198,7 +9198,7 @@
         <w:t xml:space="preserve">Bittle</w:t>
       </w:r>
       <w:r>
-        <w:t xml:space="preserve">-like waiver (A) by registering with the Secretary of State as a corporation and later as a limited liability company, (B) by converting to a limited liability company, (C) by agreeing to be regulated in the Compact, (D) by obtaining alcoholic beverage licenses, and (E) by being a plaintiff in state court. Before examining each of these claims and finding them wanting, it must be borne in mind that the issue is whether or not the courts of the State of Oklahoma have civil adjudicatory jurisdiction over tort claims arising in Indian Country. If they do not, the immunity of the Cherokee Nation or of CNE is never reached. If - as CNE contends - the only forum available to Mr. Cossey is the Cherokee Nation District Court, then he must go there to press his claim. If the state courts have no civil adjudicatory jurisdiction, this Court cannot forecast the outcome.</w:t>
+        <w:t xml:space="preserve">-​like waiver (A) by registering with the Secretary of State as a corporation and later as a limited liability company, (B) by converting to a limited liability company, (C) by agreeing to be regulated in the Compact, (D) by obtaining alcoholic beverage licenses, and (E) by being a plaintiff in state court. Before examining each of these claims and finding them wanting, it must be borne in mind that the issue is whether or not the courts of the State of Oklahoma have civil adjudicatory jurisdiction over tort claims arising in Indian Country. If they do not, the immunity of the Cherokee Nation or of CNE is never reached. If - as CNE contends - the only forum available to Mr. Cossey is the Cherokee Nation District Court, then he must go there to press his claim. If the state courts have no civil adjudicatory jurisdiction, this Court cannot forecast the outcome.</w:t>
       </w:r>
     </w:p>
     <w:p>
@@ -10368,7 +10368,7 @@
         <w:t xml:space="preserve"> </w:t>
       </w:r>
       <w:r>
-        <w:t xml:space="preserve">“necessary for the enforcement of such laws and regulations; . . . .”</w:t>
+        <w:t xml:space="preserve">“necessary for the enforcement of such laws and regulations; . . . .”</w:t>
       </w:r>
       <w:r>
         <w:t xml:space="preserve"> </w:t>
@@ -10949,7 +10949,7 @@
         <w:t xml:space="preserve"> </w:t>
       </w:r>
       <w:r>
-        <w:t xml:space="preserve">“[t]he perceived inequity of permitting the tribe to recover from a non-Indian for civil wrongs in instances where a non-Indian allegedly may not recover against the [t]ribe simply must be accepted . . . , much in the same way that the perceived inequity of permitting the United States or North Dakota to sue in cases where they could not be sued as defendants because of their sovereign immunity also must be accepted.”</w:t>
+        <w:t xml:space="preserve">“[t]he perceived inequity of permitting the tribe to recover from a non-Indian for civil wrongs in instances where a non-Indian allegedly may not recover against the [t]ribe simply must be accepted . . . , much in the same way that the perceived inequity of permitting the United States or North Dakota to sue in cases where they could not be sued as defendants because of their sovereign immunity also must be accepted.”</w:t>
       </w:r>
       <w:r>
         <w:t xml:space="preserve"> </w:t>
@@ -11610,12 +11610,57 @@
     </w:p>
     <w:p>
       <w:pPr>
-        <w:pStyle w:val="XdTail"/>
-      </w:pPr>
-      <w:r>
-        <w:t xml:space="preserve">Mark H. Ramsey</w:t>
-      </w:r>
-    </w:p>
+        <w:spacing w:before="0" w:after="0" w:line="384" w:lineRule="exact"/>
+      </w:pPr>
+    </w:p>
+    <w:tbl>
+      <w:tblPr>
+        <w:tblW w:w="9000" w:type="dxa"/>
+        <w:tblLayout w:type="fixed"/>
+        <w:tblCellMar>
+          <w:top w:w="0" w:type="dxa"/>
+          <w:left w:w="0" w:type="dxa"/>
+          <w:bottom w:w="0" w:type="dxa"/>
+          <w:right w:w="0" w:type="dxa"/>
+        </w:tblCellMar>
+        <w:tblLook w:val="0000" w:firstRow="0" w:lastRow="0" w:firstColumn="0" w:lastColumn="0" w:noHBand="0" w:noVBand="0"/>
+      </w:tblPr>
+      <w:tblGrid>
+        <w:gridCol w:w="9000"/>
+      </w:tblGrid>
+      <w:tr>
+        <w:trPr>
+          <w:cantSplit/>
+        </w:trPr>
+        <w:tc>
+          <w:tcPr>
+            <w:tcW w:w="9000" w:type="dxa"/>
+          </w:tcPr>
+          <w:p>
+            <w:pPr>
+              <w:spacing w:before="0" w:after="0" w:line="276" w:lineRule="exact"/>
+              <w:ind w:left="4320" w:firstLine="0"/>
+              <w:jc w:val="left"/>
+            </w:pPr>
+            <w:r>
+              <w:t xml:space="preserve">Mark</w:t>
+            </w:r>
+            <w:r>
+              <w:t xml:space="preserve"> </w:t>
+            </w:r>
+            <w:r>
+              <w:t xml:space="preserve">H.</w:t>
+            </w:r>
+            <w:r>
+              <w:t xml:space="preserve"> </w:t>
+            </w:r>
+            <w:r>
+              <w:t xml:space="preserve">Ramsey</w:t>
+            </w:r>
+          </w:p>
+        </w:tc>
+      </w:tr>
+    </w:tbl>
     <w:sectPr>
       <w:footerReference w:type="default" r:id="rIdXdPage"/>
       <w:pgSz w:w="12240" w:h="15840"/>
@@ -12096,7 +12141,7 @@
         <w:t xml:space="preserve">, Compact, Part 2(5) (</w:t>
       </w:r>
       <w:r>
-        <w:t xml:space="preserve">“The tribe desires to offer the play of covered games, . . . as a means of generating revenues for purposes authorized by the Indian Gaming Regulatory Act, . . . including without limitation the support of tribal governmental programs, such as health care, housing, sewer and water projects, police, corrections, fire, judicial services, highway and bridge construction, general assistance for tribal elders, day care for the children, economic development, educational opportunities and other typical and valuable governmental services and programs for tribal members.”</w:t>
+        <w:t xml:space="preserve">“The tribe desires to offer the play of covered games, . . . as a means of generating revenues for purposes authorized by the Indian Gaming Regulatory Act, . . . including without limitation the support of tribal governmental programs, such as health care, housing, sewer and water projects, police, corrections, fire, judicial services, highway and bridge construction, general assistance for tribal elders, day care for the children, economic development, educational opportunities and other typical and valuable governmental services and programs for tribal members.”</w:t>
       </w:r>
       <w:r>
         <w:t xml:space="preserve"> </w:t>
@@ -12137,7 +12182,7 @@
         <w:t xml:space="preserve">(</w:t>
       </w:r>
       <w:r>
-        <w:t xml:space="preserve">“The purpose of this chapter is (1) to provide a statutory basis for the operation of gaming by Indian tribes as a means of promoting tribal economic development, self-sufficiency, and strong tribal governments; . . . .”</w:t>
+        <w:t xml:space="preserve">“The purpose of this chapter is (1) to provide a statutory basis for the operation of gaming by Indian tribes as a means of promoting tribal economic development, self-sufficiency, and strong tribal governments; . . . .”</w:t>
       </w:r>
       <w:r>
         <w:t xml:space="preserve"> </w:t>
@@ -12152,7 +12197,7 @@
         <w:t xml:space="preserve">(</w:t>
       </w:r>
       <w:r>
-        <w:t xml:space="preserve">“Net revenues from any tribal gaming are not to be used for purposes other than (i) to fund tribal government operations or programs; (ii) to provide for the general welfare of the Indian tribe and its members; (iii) to promote tribal economic development; (iv) to donate to charitable organizations; and (v) to help fund operations of local government agencies; . . . .”</w:t>
+        <w:t xml:space="preserve">“Net revenues from any tribal gaming are not to be used for purposes other than (i) to fund tribal government operations or programs; (ii) to provide for the general welfare of the Indian tribe and its members; (iii) to promote tribal economic development; (iv) to donate to charitable organizations; and (v) to help fund operations of local government agencies; . . . .”</w:t>
       </w:r>
       <w:r>
         <w:t xml:space="preserve"> </w:t>
@@ -12926,6 +12971,7 @@
     <w:unhideWhenUsed/>
     <w:qFormat/>
     <w:pPr>
+      <w:keepLines/>
       <w:spacing w:before="0" w:after="120" w:line="253" w:lineRule="exact"/>
     </w:pPr>
     <w:rPr>
@@ -13176,6 +13222,33 @@
     <w:pPr>
       <w:spacing w:before="0" w:after="0" w:line="552" w:lineRule="exact"/>
       <w:ind w:left="2160" w:hanging="720"/>
+    </w:pPr>
+  </w:style>
+  <w:style w:type="paragraph" w:customStyle="1" w:styleId="XdQuoteList1">
+    <w:name w:val="Xd Quote List 1"/>
+    <w:basedOn w:val="Normal"/>
+    <w:qFormat/>
+    <w:pPr>
+      <w:spacing w:before="0" w:after="0" w:line="276" w:lineRule="exact"/>
+      <w:ind w:left="1440" w:right="720" w:hanging="720"/>
+    </w:pPr>
+  </w:style>
+  <w:style w:type="paragraph" w:customStyle="1" w:styleId="XdQuoteList2">
+    <w:name w:val="Xd Quote List 2"/>
+    <w:basedOn w:val="Normal"/>
+    <w:qFormat/>
+    <w:pPr>
+      <w:spacing w:before="0" w:after="0" w:line="276" w:lineRule="exact"/>
+      <w:ind w:left="2160" w:right="720" w:hanging="720"/>
+    </w:pPr>
+  </w:style>
+  <w:style w:type="paragraph" w:customStyle="1" w:styleId="XdQuoteList3">
+    <w:name w:val="Xd Quote List 3"/>
+    <w:basedOn w:val="Normal"/>
+    <w:qFormat/>
+    <w:pPr>
+      <w:spacing w:before="0" w:after="0" w:line="276" w:lineRule="exact"/>
+      <w:ind w:left="2880" w:right="720" w:hanging="720"/>
     </w:pPr>
   </w:style>
   <w:style w:type="paragraph" w:customStyle="1" w:styleId="XdQuoteOnly">

--- a/courts/tenth-circuit/oklahoma/state/supreme-court/reply-brief/usage/OUTPUT-reply-brief.docx
+++ b/courts/tenth-circuit/oklahoma/state/supreme-court/reply-brief/usage/OUTPUT-reply-brief.docx
@@ -2153,7 +2153,7 @@
           <w:tab w:val="right" w:leader="dot" w:pos="9000"/>
         </w:tabs>
         <w:spacing w:before="240" w:after="0" w:line="276" w:lineRule="exact"/>
-        <w:ind w:left="360" w:right="1560" w:hanging="360"/>
+        <w:ind w:left="360" w:right="1800" w:hanging="360"/>
       </w:pPr>
       <w:r>
         <w:rPr>
@@ -2230,7 +2230,7 @@
         <w:t xml:space="preserve">—</w:t>
       </w:r>
       <w:r>
-        <w:t xml:space="preserve"> </w:t>
+        <w:t xml:space="preserve"> ⁠</w:t>
       </w:r>
       <w:r>
         <w:t xml:space="preserve">,</w:t>
@@ -2260,7 +2260,7 @@
         <w:tab/>
       </w:r>
       <w:r>
-        <w:t xml:space="preserve">1, 13, 14, 17, 18</w:t>
+        <w:t xml:space="preserve">1, 2, 13, 14, 17, 18</w:t>
       </w:r>
     </w:p>
     <w:p>
@@ -6584,7 +6584,7 @@
         <w:t xml:space="preserve"> </w:t>
       </w:r>
       <w:r>
-        <w:t xml:space="preserve">“all governmental powers possessed by an Indian tribe, executive, legislative, and judicial, and all offices, bodies, and tribunals by and through which they are executed, including courts of Indian offenses; . . . .”</w:t>
+        <w:t xml:space="preserve">“all governmental powers possessed by an Indian tribe, executive, legislative, and judicial, and all offices, bodies, and tribunals by and through which they are executed, including courts of Indian offenses; ⁠. ⁠. ⁠. ⁠.”</w:t>
       </w:r>
       <w:r>
         <w:t xml:space="preserve"> </w:t>
@@ -7450,7 +7450,7 @@
         <w:t xml:space="preserve"> </w:t>
       </w:r>
       <w:r>
-        <w:t xml:space="preserve">“any court or constitutionally established tribunal of any federally recognized Indian nation, tribe, pueblo, band, or Alaska Native village, duly established under federal law or tribal law, including courts of Indian offenses . . . .”</w:t>
+        <w:t xml:space="preserve">“any court or constitutionally established tribunal of any federally recognized Indian nation, tribe, pueblo, band, or Alaska Native village, duly established under federal law or tribal law, including courts of Indian offenses ⁠. ⁠. ⁠. ⁠.”</w:t>
       </w:r>
       <w:r>
         <w:t xml:space="preserve"> </w:t>
@@ -8064,7 +8064,7 @@
         <w:t xml:space="preserve"> </w:t>
       </w:r>
       <w:r>
-        <w:t xml:space="preserve">“consisting of fifty-six Alaska Native villages . . . , each a federally recognized tribe.”</w:t>
+        <w:t xml:space="preserve">“consisting of fifty-six Alaska Native villages ⁠. ⁠. ⁠. ⁠, each a federally recognized tribe.”</w:t>
       </w:r>
       <w:r>
         <w:t xml:space="preserve"> </w:t>
@@ -8217,7 +8217,7 @@
         <w:t xml:space="preserve"> </w:t>
       </w:r>
       <w:r>
-        <w:t xml:space="preserve">“are not . . . liable . . . on [the corporation’s] obligations.”</w:t>
+        <w:t xml:space="preserve">“are not ⁠. ⁠. ⁠. liable ⁠. ⁠. ⁠. on [the corporation’s] obligations.”</w:t>
       </w:r>
       <w:r>
         <w:t xml:space="preserve"> </w:t>
@@ -8718,7 +8718,7 @@
         <w:t xml:space="preserve">90 (</w:t>
       </w:r>
       <w:r>
-        <w:t xml:space="preserve">“In the event that either party to this Compact believes that the other party has failed to comply with any requirement of this Compact, or in the event of any dispute hereunder, including, but not limited to, a dispute over the proper interpretation of the terms and conditions of this Compact, . . . either party may refer [such] a dispute . . . to arbitration . . . .”</w:t>
+        <w:t xml:space="preserve">“In the event that either party to this Compact believes that the other party has failed to comply with any requirement of this Compact, or in the event of any dispute hereunder, including, but not limited to, a dispute over the proper interpretation of the terms and conditions of this Compact, ⁠. ⁠. ⁠. either party may refer [such] a dispute ⁠. ⁠. ⁠. to arbitration ⁠. ⁠. ⁠. ⁠.”</w:t>
       </w:r>
       <w:r>
         <w:t xml:space="preserve">).</w:t>
@@ -8756,7 +8756,7 @@
         <w:t xml:space="preserve"> </w:t>
       </w:r>
       <w:r>
-        <w:t xml:space="preserve">“ensure that patrons of a facility are afforded due process in seeking and receiving just and reasonable compensation for a tort claim for personal injury or property damage against the enterprise arising out of incidents occurring at a facility, . . . .”</w:t>
+        <w:t xml:space="preserve">“ensure that patrons of a facility are afforded due process in seeking and receiving just and reasonable compensation for a tort claim for personal injury or property damage against the enterprise arising out of incidents occurring at a facility, ⁠. ⁠. ⁠. ⁠.”</w:t>
       </w:r>
       <w:r>
         <w:t xml:space="preserve"> </w:t>
@@ -10368,7 +10368,7 @@
         <w:t xml:space="preserve"> </w:t>
       </w:r>
       <w:r>
-        <w:t xml:space="preserve">“necessary for the enforcement of such laws and regulations; . . . .”</w:t>
+        <w:t xml:space="preserve">“necessary for the enforcement of such laws and regulations; ⁠. ⁠. ⁠. ⁠.”</w:t>
       </w:r>
       <w:r>
         <w:t xml:space="preserve"> </w:t>
@@ -10949,7 +10949,7 @@
         <w:t xml:space="preserve"> </w:t>
       </w:r>
       <w:r>
-        <w:t xml:space="preserve">“[t]he perceived inequity of permitting the tribe to recover from a non-Indian for civil wrongs in instances where a non-Indian allegedly may not recover against the [t]ribe simply must be accepted . . . , much in the same way that the perceived inequity of permitting the United States or North Dakota to sue in cases where they could not be sued as defendants because of their sovereign immunity also must be accepted.”</w:t>
+        <w:t xml:space="preserve">“[t]he perceived inequity of permitting the tribe to recover from a non-Indian for civil wrongs in instances where a non-Indian allegedly may not recover against the [t]ribe simply must be accepted ⁠. ⁠. ⁠. ⁠, much in the same way that the perceived inequity of permitting the United States or North Dakota to sue in cases where they could not be sued as defendants because of their sovereign immunity also must be accepted.”</w:t>
       </w:r>
       <w:r>
         <w:t xml:space="preserve"> </w:t>
@@ -12141,7 +12141,7 @@
         <w:t xml:space="preserve">, Compact, Part 2(5) (</w:t>
       </w:r>
       <w:r>
-        <w:t xml:space="preserve">“The tribe desires to offer the play of covered games, . . . as a means of generating revenues for purposes authorized by the Indian Gaming Regulatory Act, . . . including without limitation the support of tribal governmental programs, such as health care, housing, sewer and water projects, police, corrections, fire, judicial services, highway and bridge construction, general assistance for tribal elders, day care for the children, economic development, educational opportunities and other typical and valuable governmental services and programs for tribal members.”</w:t>
+        <w:t xml:space="preserve">“The tribe desires to offer the play of covered games, ⁠. ⁠. ⁠. as a means of generating revenues for purposes authorized by the Indian Gaming Regulatory Act, ⁠. ⁠. ⁠. including without limitation the support of tribal governmental programs, such as health care, housing, sewer and water projects, police, corrections, fire, judicial services, highway and bridge construction, general assistance for tribal elders, day care for the children, economic development, educational opportunities and other typical and valuable governmental services and programs for tribal members.”</w:t>
       </w:r>
       <w:r>
         <w:t xml:space="preserve"> </w:t>
@@ -12182,7 +12182,7 @@
         <w:t xml:space="preserve">(</w:t>
       </w:r>
       <w:r>
-        <w:t xml:space="preserve">“The purpose of this chapter is (1) to provide a statutory basis for the operation of gaming by Indian tribes as a means of promoting tribal economic development, self-sufficiency, and strong tribal governments; . . . .”</w:t>
+        <w:t xml:space="preserve">“The purpose of this chapter is (1) to provide a statutory basis for the operation of gaming by Indian tribes as a means of promoting tribal economic development, self-sufficiency, and strong tribal governments; ⁠. ⁠. ⁠. ⁠.”</w:t>
       </w:r>
       <w:r>
         <w:t xml:space="preserve"> </w:t>
@@ -12197,7 +12197,7 @@
         <w:t xml:space="preserve">(</w:t>
       </w:r>
       <w:r>
-        <w:t xml:space="preserve">“Net revenues from any tribal gaming are not to be used for purposes other than (i) to fund tribal government operations or programs; (ii) to provide for the general welfare of the Indian tribe and its members; (iii) to promote tribal economic development; (iv) to donate to charitable organizations; and (v) to help fund operations of local government agencies; . . . .”</w:t>
+        <w:t xml:space="preserve">“Net revenues from any tribal gaming are not to be used for purposes other than (i) to fund tribal government operations or programs; (ii) to provide for the general welfare of the Indian tribe and its members; (iii) to promote tribal economic development; (iv) to donate to charitable organizations; and (v) to help fund operations of local government agencies; ⁠. ⁠. ⁠. ⁠.”</w:t>
       </w:r>
       <w:r>
         <w:t xml:space="preserve"> </w:t>

--- a/courts/tenth-circuit/oklahoma/state/supreme-court/reply-brief/usage/OUTPUT-reply-brief.docx
+++ b/courts/tenth-circuit/oklahoma/state/supreme-court/reply-brief/usage/OUTPUT-reply-brief.docx
@@ -8020,10 +8020,13 @@
         <w:t xml:space="preserve"> </w:t>
       </w:r>
       <w:r>
-        <w:t xml:space="preserve">“has never requested state assumption of jurisdiction. [Citation omitted]. 83 Wash. App. at 767, 924 P.2d at 374. Finally, that court observed that,”</w:t>
-      </w:r>
-      <w:r>
-        <w:t xml:space="preserve">[i]f the dispute involving the contracts arose on the reservation, deferral of the case to the tribal court would be appropriate.” [Citation omitted]. 83 Wash. App. at 768, 924 P.2d at 374. The present case involves a tort claim in Indian Country by a non-Indian against a tribally owned entity operated solely for the benefit of the tribe, not an individual. Consequently, it has no application to this case.</w:t>
+        <w:t xml:space="preserve">“has never requested state assumption of jurisdiction. [Citation omitted]. 83 Wash. App. at 767, 924 P.2d at 374. Finally, that court observed that, “[i]f the dispute involving the contracts arose on the reservation, deferral of the case to the tribal court would be appropriate.”</w:t>
+      </w:r>
+      <w:r>
+        <w:t xml:space="preserve"> </w:t>
+      </w:r>
+      <w:r>
+        <w:t xml:space="preserve">[Citation omitted]. 83 Wash. App. at 768, 924 P.2d at 374. The present case involves a tort claim in Indian Country by a non-Indian against a tribally owned entity operated solely for the benefit of the tribe, not an individual. Consequently, it has no application to this case.</w:t>
       </w:r>
     </w:p>
     <w:p>

--- a/courts/tenth-circuit/oklahoma/state/supreme-court/reply-brief/usage/OUTPUT-reply-brief.docx
+++ b/courts/tenth-circuit/oklahoma/state/supreme-court/reply-brief/usage/OUTPUT-reply-brief.docx
@@ -159,9 +159,7 @@
         <w:t xml:space="preserve"> </w:t>
       </w:r>
       <w:r>
-        <w:t xml:space="preserve">DF</w:t>
-        <w:noBreakHyphen/>
-        <w:t xml:space="preserve">105,300</w:t>
+        <w:t xml:space="preserve">DF-⁠105,300</w:t>
       </w:r>
     </w:p>
     <w:p>
@@ -933,9 +931,7 @@
         <w:jc w:val="left"/>
       </w:pPr>
       <w:r>
-        <w:t xml:space="preserve">918/343</w:t>
-        <w:noBreakHyphen/>
-        <w:t xml:space="preserve">4100</w:t>
+        <w:t xml:space="preserve">918/343-⁠4100</w:t>
       </w:r>
     </w:p>
     <w:p>
@@ -945,9 +941,7 @@
         <w:jc w:val="left"/>
       </w:pPr>
       <w:r>
-        <w:t xml:space="preserve">918/343</w:t>
-        <w:noBreakHyphen/>
-        <w:t xml:space="preserve">4900</w:t>
+        <w:t xml:space="preserve">918/343-⁠4900</w:t>
       </w:r>
       <w:r>
         <w:t xml:space="preserve"> </w:t>
@@ -6537,13 +6531,7 @@
         <w:t xml:space="preserve">v. Martinez</w:t>
       </w:r>
       <w:r>
-        <w:t xml:space="preserve">, 436 U.S. 49, 55</w:t>
-      </w:r>
-      <w:r>
-        <w:noBreakHyphen/>
-      </w:r>
-      <w:r>
-        <w:t xml:space="preserve">56, 98 S. Ct. 1670, 1675 (1978) quoting, in part,</w:t>
+        <w:t xml:space="preserve">, 436 U.S. 49, 55-⁠56, 98 S. Ct. 1670, 1675 (1978) quoting, in part,</w:t>
       </w:r>
       <w:r>
         <w:t xml:space="preserve"> </w:t>
@@ -7161,13 +7149,7 @@
         <w:pStyle w:val="BodyText"/>
       </w:pPr>
       <w:r>
-        <w:t xml:space="preserve">That jurisdiction in tribal court is exclusive is thoroughly addressed in CNE’s Brief-in-Chief at pages 14</w:t>
-      </w:r>
-      <w:r>
-        <w:noBreakHyphen/>
-      </w:r>
-      <w:r>
-        <w:t xml:space="preserve">19 and elsewhere. The Plaintiff has offered no direct response. Instead, the Plaintiff offers the non sequitur that the Cherokee Nation is not a party to the suit and CNE is not entitled to assert the Cherokee Nation’s sovereign immunity.</w:t>
+        <w:t xml:space="preserve">That jurisdiction in tribal court is exclusive is thoroughly addressed in CNE’s Brief-in-Chief at pages 14-⁠19 and elsewhere. The Plaintiff has offered no direct response. Instead, the Plaintiff offers the non sequitur that the Cherokee Nation is not a party to the suit and CNE is not entitled to assert the Cherokee Nation’s sovereign immunity.</w:t>
       </w:r>
     </w:p>
     <w:p>
@@ -7766,13 +7748,7 @@
         <w:pStyle w:val="BodyText"/>
       </w:pPr>
       <w:r>
-        <w:t xml:space="preserve">As discussed above, it is not necessary for CNE to show that it is entitled to sovereign immunity in order for jurisdiction to be limited to tribal court. Nevertheless, CNE is an arm of the tribe and, therefore, entitled to assert the tribe’s sovereign immunity as discussed in CNE’s Brief-in-Chief at pages 19</w:t>
-      </w:r>
-      <w:r>
-        <w:noBreakHyphen/>
-      </w:r>
-      <w:r>
-        <w:t xml:space="preserve">26. The Trial Court offered no analysis to support its conclusion to the contrary and neither does the Plaintiff.</w:t>
+        <w:t xml:space="preserve">As discussed above, it is not necessary for CNE to show that it is entitled to sovereign immunity in order for jurisdiction to be limited to tribal court. Nevertheless, CNE is an arm of the tribe and, therefore, entitled to assert the tribe’s sovereign immunity as discussed in CNE’s Brief-in-Chief at pages 19-⁠26. The Trial Court offered no analysis to support its conclusion to the contrary and neither does the Plaintiff.</w:t>
       </w:r>
     </w:p>
     <w:p>
@@ -7961,13 +7937,7 @@
         <w:t xml:space="preserve"> </w:t>
       </w:r>
       <w:r>
-        <w:t xml:space="preserve">were subject to suit in state court. Plaintiff’s Resp. pp. 6</w:t>
-      </w:r>
-      <w:r>
-        <w:noBreakHyphen/>
-      </w:r>
-      <w:r>
-        <w:t xml:space="preserve">7. Neither of these cases support the Plaintiff’s proposition and both are distinguishable on their facts.</w:t>
+        <w:t xml:space="preserve">were subject to suit in state court. Plaintiff’s Resp. pp. 6-⁠7. Neither of these cases support the Plaintiff’s proposition and both are distinguishable on their facts.</w:t>
       </w:r>
     </w:p>
     <w:p>
@@ -8192,13 +8162,7 @@
         <w:t xml:space="preserve">Id.</w:t>
       </w:r>
       <w:r>
-        <w:t xml:space="preserve">, at 439</w:t>
-      </w:r>
-      <w:r>
-        <w:noBreakHyphen/>
-      </w:r>
-      <w:r>
-        <w:t xml:space="preserve">40.</w:t>
+        <w:t xml:space="preserve">, at 439-⁠40.</w:t>
       </w:r>
     </w:p>
     <w:p>
@@ -8712,13 +8676,7 @@
         <w:t xml:space="preserve">See</w:t>
       </w:r>
       <w:r>
-        <w:t xml:space="preserve">, Compact, Part 12, OR:89</w:t>
-      </w:r>
-      <w:r>
-        <w:noBreakHyphen/>
-      </w:r>
-      <w:r>
-        <w:t xml:space="preserve">90 (</w:t>
+        <w:t xml:space="preserve">, Compact, Part 12, OR:89-⁠90 (</w:t>
       </w:r>
       <w:r>
         <w:t xml:space="preserve">“In the event that either party to this Compact believes that the other party has failed to comply with any requirement of this Compact, or in the event of any dispute hereunder, including, but not limited to, a dispute over the proper interpretation of the terms and conditions of this Compact, ⁠. ⁠. ⁠. either party may refer [such] a dispute ⁠. ⁠. ⁠. to arbitration ⁠. ⁠. ⁠. ⁠.”</w:t>
@@ -8778,13 +8736,7 @@
         <w:t xml:space="preserve">See</w:t>
       </w:r>
       <w:r>
-        <w:t xml:space="preserve">, Compact, Part 6(A), (C), and (D), OR:75</w:t>
-      </w:r>
-      <w:r>
-        <w:noBreakHyphen/>
-      </w:r>
-      <w:r>
-        <w:t xml:space="preserve">80.</w:t>
+        <w:t xml:space="preserve">, Compact, Part 6(A), (C), and (D), OR:75-⁠80.</w:t>
       </w:r>
     </w:p>
     <w:p>
@@ -10293,13 +10245,7 @@
         <w:t xml:space="preserve">See e.g.</w:t>
       </w:r>
       <w:r>
-        <w:t xml:space="preserve">, Compact, Part 5, OR:71</w:t>
-      </w:r>
-      <w:r>
-        <w:noBreakHyphen/>
-      </w:r>
-      <w:r>
-        <w:t xml:space="preserve">75.</w:t>
+        <w:t xml:space="preserve">, Compact, Part 5, OR:71-⁠75.</w:t>
       </w:r>
     </w:p>
     <w:p>
@@ -10416,13 +10362,7 @@
         <w:t xml:space="preserve">See e.g.</w:t>
       </w:r>
       <w:r>
-        <w:t xml:space="preserve">, Compact, Part 5, OR:71</w:t>
-      </w:r>
-      <w:r>
-        <w:noBreakHyphen/>
-      </w:r>
-      <w:r>
-        <w:t xml:space="preserve">75. The Compact can be read - and should be read - as a coherent whole by simply finding that the</w:t>
+        <w:t xml:space="preserve">, Compact, Part 5, OR:71-⁠75. The Compact can be read - and should be read - as a coherent whole by simply finding that the</w:t>
       </w:r>
       <w:r>
         <w:t xml:space="preserve"> </w:t>
@@ -10665,13 +10605,7 @@
         <w:t xml:space="preserve"> </w:t>
       </w:r>
       <w:r>
-        <w:t xml:space="preserve">2008 OK 10 ¶¶31</w:t>
-      </w:r>
-      <w:r>
-        <w:noBreakHyphen/>
-      </w:r>
-      <w:r>
-        <w:t xml:space="preserve">38.</w:t>
+        <w:t xml:space="preserve">2008 OK 10 ¶¶31-⁠38.</w:t>
       </w:r>
     </w:p>
     <w:p>
@@ -11453,9 +11387,7 @@
               <w:jc w:val="left"/>
             </w:pPr>
             <w:r>
-              <w:t xml:space="preserve">918/343</w:t>
-              <w:noBreakHyphen/>
-              <w:t xml:space="preserve">4100</w:t>
+              <w:t xml:space="preserve">918/343-⁠4100</w:t>
             </w:r>
           </w:p>
           <w:p>
@@ -11744,13 +11676,7 @@
         <w:t xml:space="preserve">“Tribal Gaming Compact between the Cherokee Nation and the State of Oklahoma”</w:t>
       </w:r>
       <w:r>
-        <w:t xml:space="preserve">, OR:66</w:t>
-      </w:r>
-      <w:r>
-        <w:noBreakHyphen/>
-      </w:r>
-      <w:r>
-        <w:t xml:space="preserve">94 (the</w:t>
+        <w:t xml:space="preserve">, OR:66-⁠94 (the</w:t>
       </w:r>
       <w:r>
         <w:t xml:space="preserve"> </w:t>
@@ -11876,13 +11802,7 @@
         <w:t xml:space="preserve">v. Bahe</w:t>
       </w:r>
       <w:r>
-        <w:t xml:space="preserve">, 2008 OK 10 ¶¶15</w:t>
-      </w:r>
-      <w:r>
-        <w:noBreakHyphen/>
-      </w:r>
-      <w:r>
-        <w:t xml:space="preserve">16, — P.3d — (Mandate Pending on Motion for Rehearing filed February 25, 2008).</w:t>
+        <w:t xml:space="preserve">, 2008 OK 10 ¶¶15-⁠16, — P.3d — (Mandate Pending on Motion for Rehearing filed February 25, 2008).</w:t>
       </w:r>
     </w:p>
   </w:footnote>
@@ -12975,7 +12895,7 @@
     <w:qFormat/>
     <w:pPr>
       <w:keepLines/>
-      <w:spacing w:before="0" w:after="120" w:line="253" w:lineRule="exact"/>
+      <w:spacing w:before="26" w:after="120" w:line="253" w:lineRule="exact"/>
     </w:pPr>
     <w:rPr>
       <w:sz w:val="22"/>
